--- a/actividades/18-relaciona-otsu-imagenologia/Otsu_imagenologia_medica.docx
+++ b/actividades/18-relaciona-otsu-imagenologia/Otsu_imagenologia_medica.docx
@@ -2,42 +2,30 @@
 <file path=word/document.xml><?xml version="1.0" encoding="utf-8"?>
 <w:document xmlns:w="http://schemas.openxmlformats.org/wordprocessingml/2006/main" xmlns:m="http://schemas.openxmlformats.org/officeDocument/2006/math" xmlns:r="http://schemas.openxmlformats.org/officeDocument/2006/relationships" xmlns:o="urn:schemas-microsoft-com:office:office" xmlns:v="urn:schemas-microsoft-com:vml" xmlns:w10="urn:schemas-microsoft-com:office:word" xmlns:a="http://schemas.openxmlformats.org/drawingml/2006/main" xmlns:pic="http://schemas.openxmlformats.org/drawingml/2006/picture" xmlns:wp="http://schemas.openxmlformats.org/drawingml/2006/wordprocessingDrawing">
   <w:body>
+    <w:bookmarkStart w:id="43" w:name="método-de-segmentación-de-otsu"/>
     <w:p>
       <w:pPr>
         <w:pStyle w:val="Title"/>
       </w:pPr>
       <w:r>
-        <w:t xml:space="preserve">Segmentación</w:t>
-      </w:r>
-      <w:r>
-        <w:t xml:space="preserve"> </w:t>
-      </w:r>
-      <w:r>
-        <w:t xml:space="preserve">de</w:t>
-      </w:r>
-      <w:r>
-        <w:t xml:space="preserve"> </w:t>
-      </w:r>
-      <w:r>
-        <w:t xml:space="preserve">Otsu</w:t>
-      </w:r>
-      <w:r>
-        <w:t xml:space="preserve"> </w:t>
-      </w:r>
-      <w:r>
-        <w:t xml:space="preserve">en</w:t>
-      </w:r>
-      <w:r>
-        <w:t xml:space="preserve"> </w:t>
-      </w:r>
-      <w:r>
-        <w:t xml:space="preserve">imágenes</w:t>
-      </w:r>
-      <w:r>
-        <w:t xml:space="preserve"> </w:t>
-      </w:r>
-      <w:r>
-        <w:t xml:space="preserve">médicas</w:t>
+        <w:t xml:space="preserve">Método de segmentación de Otsu</w:t>
+      </w:r>
+    </w:p>
+    <w:p>
+      <w:pPr>
+        <w:pStyle w:val="Subtitle"/>
+      </w:pPr>
+      <w:r>
+        <w:t xml:space="preserve">Segmentación de Otsu en imágenes médicas</w:t>
+      </w:r>
+    </w:p>
+    <w:bookmarkStart w:id="20" w:name="equipo"/>
+    <w:p>
+      <w:pPr>
+        <w:pStyle w:val="Heading2"/>
+      </w:pPr>
+      <w:r>
+        <w:t xml:space="preserve">Equipo</w:t>
       </w:r>
     </w:p>
     <w:p>
@@ -45,93 +33,35 @@
         <w:pStyle w:val="FirstParagraph"/>
       </w:pPr>
       <w:r>
-        <w:t xml:space="preserve">Visión computacional para imágenes y video · Grupo 10</w:t>
-      </w:r>
-    </w:p>
-    <w:bookmarkStart w:id="20" w:name="segmentación-de-otsu-en-imágenes-médicas"/>
-    <w:p>
-      <w:pPr>
-        <w:pStyle w:val="Heading1"/>
-      </w:pPr>
-      <w:r>
-        <w:t xml:space="preserve">Segmentación de Otsu en imágenes médicas</w:t>
-      </w:r>
-    </w:p>
-    <w:p>
-      <w:pPr>
-        <w:pStyle w:val="FirstParagraph"/>
-      </w:pPr>
-      <w:r>
-        <w:t xml:space="preserve">Radiografía de tórax, tomografía de cráneo y microscopía de fluorescencia</w:t>
-      </w:r>
-    </w:p>
-    <w:p>
-      <w:pPr>
-        <w:pStyle w:val="BodyText"/>
-      </w:pPr>
-      <w:r>
-        <w:rPr>
-          <w:bCs/>
-          <w:b/>
-        </w:rPr>
-        <w:t xml:space="preserve">Integrantes:</w:t>
+        <w:t xml:space="preserve">Alejandro José Martínez Ubeda | A01797775</w:t>
       </w:r>
       <w:r>
         <w:br/>
       </w:r>
       <w:r>
-        <w:t xml:space="preserve">Diego Falcón Costilla</w:t>
-      </w:r>
-    </w:p>
-    <w:p>
-      <w:pPr>
-        <w:pStyle w:val="BodyText"/>
-      </w:pPr>
-      <w:r>
-        <w:rPr>
-          <w:bCs/>
-          <w:b/>
-        </w:rPr>
-        <w:t xml:space="preserve">Fecha:</w:t>
-      </w:r>
-      <w:r>
-        <w:t xml:space="preserve"> </w:t>
-      </w:r>
-      <w:r>
-        <w:t xml:space="preserve">septiembre de 2026</w:t>
-      </w:r>
-    </w:p>
-    <w:p>
-      <w:pPr>
-        <w:pStyle w:val="BodyText"/>
-      </w:pPr>
-      <w:r>
-        <w:rPr>
-          <w:bCs/>
-          <w:b/>
-        </w:rPr>
-        <w:t xml:space="preserve">Entrega:</w:t>
-      </w:r>
-      <w:r>
-        <w:t xml:space="preserve"> </w:t>
-      </w:r>
-      <w:r>
-        <w:t xml:space="preserve">Reporte breve en PDF + archivo comprimido con el código</w:t>
+        <w:t xml:space="preserve">Ana Bonavides Aguilar | A01423281</w:t>
+      </w:r>
+      <w:r>
+        <w:br/>
+      </w:r>
+      <w:r>
+        <w:t xml:space="preserve">Diego Falcón Costilla | A01139580</w:t>
+      </w:r>
+      <w:r>
+        <w:br/>
+      </w:r>
+      <w:r>
+        <w:t xml:space="preserve">José Andrés Orantes Guillén | A01174130</w:t>
       </w:r>
     </w:p>
     <w:bookmarkEnd w:id="20"/>
     <w:bookmarkStart w:id="21" w:name="introducción"/>
     <w:p>
-      <w:r>
-        <w:br w:type="page"/>
-      </w:r>
-    </w:p>
-    <w:p>
       <w:pPr>
         <w:pStyle w:val="Heading2"/>
       </w:pPr>
       <w:r>
-        <w:t xml:space="preserve">1. Introducción</w:t>
+        <w:t xml:space="preserve">Introducción</w:t>
       </w:r>
     </w:p>
     <w:p>
@@ -139,23 +69,7 @@
         <w:pStyle w:val="FirstParagraph"/>
       </w:pPr>
       <w:r>
-        <w:t xml:space="preserve">La</w:t>
-      </w:r>
-      <w:r>
-        <w:t xml:space="preserve"> </w:t>
-      </w:r>
-      <w:r>
-        <w:rPr>
-          <w:bCs/>
-          <w:b/>
-        </w:rPr>
-        <w:t xml:space="preserve">segmentación de imágenes</w:t>
-      </w:r>
-      <w:r>
-        <w:t xml:space="preserve"> </w:t>
-      </w:r>
-      <w:r>
-        <w:t xml:space="preserve">médicas consiste en separar las regiones de interés (un órgano, un tejido, una lesión o un grupo de células) del resto de la imagen. Es la base de la medición cuantitativa: volúmenes, áreas, conteos y formas. Sus aplicaciones principales en salud incluyen la planificación de cirugía y radioterapia, el seguimiento de la evolución de una enfermedad, el conteo de células en patología y microscopía, y como paso previo de los sistemas de diagnóstico asistido por computadora (Pham et al., 2000). El método de Otsu (1979) es una de las técnicas más simples y usadas: calcula automáticamente el umbral de intensidad que mejor separa los píxeles en dos clases. Este reporte lo aplica a tres imágenes médicas en escala de grises y analiza qué resultados da y qué limitaciones tiene.</w:t>
+        <w:t xml:space="preserve">La segmentación de imágenes médicas consiste en separar las regiones de interés (un órgano, un tejido, una lesión o un grupo de células) del resto de la imagen. Es la base de la medición cuantitativa: volúmenes, áreas, conteos y formas. Sus aplicaciones principales en salud incluyen la planificación de cirugía y radioterapia, el seguimiento de la evolución de una enfermedad, el conteo de células en patología y microscopía, y como paso previo de los sistemas de diagnóstico asistido por computadora (Pham et al., 2000). El método de Otsu (1979) es una de las técnicas más simples y usadas: calcula automáticamente el umbral de intensidad que mejor separa los píxeles en dos clases. Este reporte lo aplica a tres imágenes médicas en escala de grises y analiza qué resultados da y qué limitaciones tiene.</w:t>
       </w:r>
     </w:p>
     <w:bookmarkEnd w:id="21"/>
@@ -165,7 +79,7 @@
         <w:pStyle w:val="Heading2"/>
       </w:pPr>
       <w:r>
-        <w:t xml:space="preserve">2. Metodología</w:t>
+        <w:t xml:space="preserve">Metodología</w:t>
       </w:r>
     </w:p>
     <w:p>
@@ -216,23 +130,7 @@
         <w:t xml:space="preserve"> </w:t>
       </w:r>
       <w:r>
-        <w:t xml:space="preserve">de scikit-image (van der Walt et al., 2014). Otsu elige el umbral</w:t>
-      </w:r>
-      <w:r>
-        <w:t xml:space="preserve"> </w:t>
-      </w:r>
-      <w:r>
-        <w:rPr>
-          <w:iCs/>
-          <w:i/>
-        </w:rPr>
-        <w:t xml:space="preserve">t</w:t>
-      </w:r>
-      <w:r>
-        <w:t xml:space="preserve"> </w:t>
-      </w:r>
-      <w:r>
-        <w:t xml:space="preserve">que maximiza la varianza entre clases σ</w:t>
+        <w:t xml:space="preserve">de scikit-image (van der Walt et al., 2014). Otsu elige el umbral t que maximiza la varianza entre clases σ</w:t>
       </w:r>
       <w:r>
         <w:rPr>
@@ -241,63 +139,25 @@
         <w:t xml:space="preserve">B</w:t>
       </w:r>
       <w:r>
-        <w:t xml:space="preserve">²(t) = ω₀(t)·ω₁(t)·[μ₀(t) − μ₁(t)]², donde ω y μ son la proporción y la media de las dos clases separadas por</w:t>
-      </w:r>
-      <w:r>
-        <w:t xml:space="preserve"> </w:t>
-      </w:r>
-      <w:r>
-        <w:rPr>
-          <w:iCs/>
-          <w:i/>
-        </w:rPr>
-        <w:t xml:space="preserve">t</w:t>
-      </w:r>
-      <w:r>
-        <w:t xml:space="preserve">. Como medida de calidad se calcula la</w:t>
-      </w:r>
-      <w:r>
-        <w:t xml:space="preserve"> </w:t>
-      </w:r>
-      <w:r>
-        <w:rPr>
-          <w:bCs/>
-          <w:b/>
-        </w:rPr>
-        <w:t xml:space="preserve">separabilidad η = σ</w:t>
+        <w:t xml:space="preserve">²(t) = ω₀(t)·ω₁(t)·[μ₀(t) − μ₁(t)]², donde ω y μ son la proporción y la media de las dos clases separadas por t. Como medida de calidad se calcula la separabilidad η = σ</w:t>
       </w:r>
       <w:r>
         <w:rPr>
           <w:vertAlign w:val="subscript"/>
-          <w:bCs/>
-          <w:b/>
         </w:rPr>
         <w:t xml:space="preserve">B</w:t>
       </w:r>
       <w:r>
-        <w:rPr>
-          <w:bCs/>
-          <w:b/>
-        </w:rPr>
         <w:t xml:space="preserve">² / σ</w:t>
       </w:r>
       <w:r>
         <w:rPr>
           <w:vertAlign w:val="subscript"/>
-          <w:bCs/>
-          <w:b/>
         </w:rPr>
         <w:t xml:space="preserve">T</w:t>
       </w:r>
       <w:r>
-        <w:rPr>
-          <w:bCs/>
-          <w:b/>
-        </w:rPr>
-        <w:t xml:space="preserve">²</w:t>
-      </w:r>
-      <w:r>
-        <w:t xml:space="preserve">, entre 0 y 1, propuesta en el mismo artículo (Otsu, 1979). Además se midió la estabilidad del umbral cuando se añade ruido gaussiano (σ = 10, 25 y 40 niveles) y el efecto de un suavizado previo, usando el coeficiente de Dice contra la segmentación de la imagen sin ruido.</w:t>
+        <w:t xml:space="preserve">², entre 0 y 1, propuesta en el mismo artículo (Otsu, 1979). Además se midió la estabilidad del umbral cuando se añade ruido gaussiano (σ = 10, 25 y 40 niveles) y el efecto de un suavizado previo, usando el coeficiente de Dice contra la segmentación de la imagen sin ruido.</w:t>
       </w:r>
     </w:p>
     <w:bookmarkEnd w:id="22"/>
@@ -307,7 +167,7 @@
         <w:pStyle w:val="Heading2"/>
       </w:pPr>
       <w:r>
-        <w:t xml:space="preserve">3. Resultados</w:t>
+        <w:t xml:space="preserve">Resultados</w:t>
       </w:r>
     </w:p>
     <w:p>
@@ -317,7 +177,7 @@
       <w:r>
         <w:drawing>
           <wp:inline>
-            <wp:extent cx="6400800" cy="4042610"/>
+            <wp:extent cx="5753100" cy="3633536"/>
             <wp:effectExtent b="0" l="0" r="0" t="0"/>
             <wp:docPr descr="Figura 1. Para cada imagen (filas): original, histograma en escala logarítmica con el umbral de Otsu (rojo), imagen segmentada y un resultado de interés." title="" id="1" name="Picture"/>
             <a:graphic>
@@ -338,7 +198,7 @@
                   <pic:spPr bwMode="auto">
                     <a:xfrm>
                       <a:off x="0" y="0"/>
-                      <a:ext cx="6400800" cy="4042610"/>
+                      <a:ext cx="5753100" cy="3633536"/>
                     </a:xfrm>
                     <a:prstGeom prst="rect">
                       <a:avLst/>
@@ -741,17 +601,7 @@
         <w:pStyle w:val="Compact"/>
       </w:pPr>
       <w:r>
-        <w:rPr>
-          <w:bCs/>
-          <w:b/>
-        </w:rPr>
-        <w:t xml:space="preserve">Radiografía de tórax (t = 113, η = 0.748).</w:t>
-      </w:r>
-      <w:r>
-        <w:t xml:space="preserve"> </w:t>
-      </w:r>
-      <w:r>
-        <w:t xml:space="preserve">El histograma no tiene dos picos separados sino una meseta ancha con dos «jorobas» (una hacia 70 y otra hacia 150): la de intensidades bajas corresponde al pulmón (aire, que atenúa poco los rayos X) y la de altas al mediastino, huesos y abdomen. Otsu coloca el umbral en el valle entre ambas (113), y reparte la imagen casi por la mitad (51.2 % frente a 48.8 %), con medias de 72.3 y 154.8.</w:t>
+        <w:t xml:space="preserve">Radiografía de tórax (t = 113, η = 0.748). El histograma no tiene dos picos separados sino una meseta ancha con dos «jorobas» (una hacia 70 y otra hacia 150): la de intensidades bajas corresponde al pulmón (aire, que atenúa poco los rayos X) y la de altas al mediastino, huesos y abdomen. Otsu coloca el umbral en el valle entre ambas (113), y reparte la imagen casi por la mitad (51.2 % frente a 48.8 %), con medias de 72.3 y 154.8.</w:t>
       </w:r>
     </w:p>
     <w:p>
@@ -763,33 +613,7 @@
         <w:pStyle w:val="Compact"/>
       </w:pPr>
       <w:r>
-        <w:rPr>
-          <w:bCs/>
-          <w:b/>
-        </w:rPr>
-        <w:t xml:space="preserve">TC de cráneo (t = 76, η = 0.77).</w:t>
-      </w:r>
-      <w:r>
-        <w:t xml:space="preserve"> </w:t>
-      </w:r>
-      <w:r>
-        <w:t xml:space="preserve">El histograma tiene un gran pico en 0 (el fondo negro fuera de la cabeza; nótese la escala logarítmica), una campana ancha centrada en 120 (el tejido blando del cerebro) y una cola de valores altos (el hueso del cráneo). Con dos clases, Otsu coloca el umbral entre el fondo y el tejido: la clase oscura tiene media 4.0 (fondo, casi negro) y la clara media 148.8 (cabeza). Separa «cabeza» de «fondo», pero no distingue cerebro de hueso. Con</w:t>
-      </w:r>
-      <w:r>
-        <w:t xml:space="preserve"> </w:t>
-      </w:r>
-      <w:r>
-        <w:rPr>
-          <w:bCs/>
-          <w:b/>
-        </w:rPr>
-        <w:t xml:space="preserve">multi-Otsu de tres clases</w:t>
-      </w:r>
-      <w:r>
-        <w:t xml:space="preserve"> </w:t>
-      </w:r>
-      <w:r>
-        <w:t xml:space="preserve">los umbrales son 60 y 182, y aparecen tres regiones: fondo y aire (49.6 % de la imagen), tejido blando (40.1 %) y hueso (10.3 %).</w:t>
+        <w:t xml:space="preserve">TC de cráneo (t = 76, η = 0.77). El histograma tiene un gran pico en 0 (el fondo negro fuera de la cabeza; nótese la escala logarítmica), una campana ancha centrada en 120 (el tejido blando del cerebro) y una cola de valores altos (el hueso del cráneo). Con dos clases, Otsu coloca el umbral entre el fondo y el tejido: la clase oscura tiene media 4.0 (fondo, casi negro) y la clara media 148.8 (cabeza). Separa «cabeza» de «fondo», pero no distingue cerebro de hueso. Con multi-Otsu de tres clases los umbrales son 60 y 182, y aparecen tres regiones: fondo y aire (49.6 % de la imagen), tejido blando (40.1 %) y hueso (10.3 %).</w:t>
       </w:r>
     </w:p>
     <w:p>
@@ -801,17 +625,7 @@
         <w:pStyle w:val="Compact"/>
       </w:pPr>
       <w:r>
-        <w:rPr>
-          <w:bCs/>
-          <w:b/>
-        </w:rPr>
-        <w:t xml:space="preserve">Microscopía de fluorescencia (t = 87, η = 0.848).</w:t>
-      </w:r>
-      <w:r>
-        <w:t xml:space="preserve"> </w:t>
-      </w:r>
-      <w:r>
-        <w:t xml:space="preserve">El histograma es muy asimétrico: el 95.8 % de los píxeles es fondo casi negro (media 1.8) y solo el 4.2 % pertenece a los núcleos (media 173.8). Aunque las clases son muy desiguales, están muy separadas en intensidad y Otsu funciona bien, con la mayor eficacia de las tres (0.848).</w:t>
+        <w:t xml:space="preserve">Microscopía de fluorescencia (t = 87, η = 0.848). El histograma es muy asimétrico: el 95.8 % de los píxeles es fondo casi negro (media 1.8) y solo el 4.2 % pertenece a los núcleos (media 173.8). Aunque las clases son muy desiguales, están muy separadas en intensidad y Otsu funciona bien, con la mayor eficacia de las tres (0.848).</w:t>
       </w:r>
     </w:p>
     <w:bookmarkEnd w:id="24"/>
@@ -887,20 +701,7 @@
         <w:t xml:space="preserve"> </w:t>
       </w:r>
       <w:r>
-        <w:t xml:space="preserve">las zonas de aire pulmonar aparecen como dos grandes regiones oscuras, y el mediastino, la columna, las costillas y el abdomen quedan como clase clara. En el panel de la derecha, la máscara de zonas oscuras centrales (43.5 % de la imagen) contiene los dos pulmones, pero</w:t>
-      </w:r>
-      <w:r>
-        <w:t xml:space="preserve"> </w:t>
-      </w:r>
-      <w:r>
-        <w:rPr>
-          <w:bCs/>
-          <w:b/>
-        </w:rPr>
-        <w:t xml:space="preserve">también se «fuga» hacia las esquinas superiores</w:t>
-      </w:r>
-      <w:r>
-        <w:t xml:space="preserve">, fuera del cuerpo, donde el aire tiene una intensidad parecida. Por eso ese porcentaje no equivale al área de los pulmones.</w:t>
+        <w:t xml:space="preserve">las zonas de aire pulmonar aparecen como dos grandes regiones oscuras, y el mediastino, la columna, las costillas y el abdomen quedan como clase clara. En el panel de la derecha, la máscara de zonas oscuras centrales (43.5 % de la imagen) contiene los dos pulmones, pero también se «fuga» hacia las esquinas superiores, fuera del cuerpo, donde el aire tiene una intensidad parecida. Por eso ese porcentaje no equivale al área de los pulmones.</w:t>
       </w:r>
     </w:p>
     <w:bookmarkEnd w:id="25"/>
@@ -920,7 +721,7 @@
       <w:r>
         <w:drawing>
           <wp:inline>
-            <wp:extent cx="6400800" cy="1520190"/>
+            <wp:extent cx="5753100" cy="1366361"/>
             <wp:effectExtent b="0" l="0" r="0" t="0"/>
             <wp:docPr descr="Figura 2. Coincidencia (Dice) entre la segmentación de una imagen con ruido y la de la imagen sin ruido, con y sin suavizado previo." title="" id="1" name="Picture"/>
             <a:graphic>
@@ -941,7 +742,7 @@
                   <pic:spPr bwMode="auto">
                     <a:xfrm>
                       <a:off x="0" y="0"/>
-                      <a:ext cx="6400800" cy="1520190"/>
+                      <a:ext cx="5753100" cy="1366361"/>
                     </a:xfrm>
                     <a:prstGeom prst="rect">
                       <a:avLst/>
@@ -1742,7 +1543,7 @@
         <w:pStyle w:val="Heading2"/>
       </w:pPr>
       <w:r>
-        <w:t xml:space="preserve">4. Discusión</w:t>
+        <w:t xml:space="preserve">Discusión</w:t>
       </w:r>
     </w:p>
     <w:bookmarkStart w:id="29" w:name="X809d92cd606eea5083dba5e9e86ed36c407a265"/>
@@ -1759,39 +1560,7 @@
         <w:pStyle w:val="FirstParagraph"/>
       </w:pPr>
       <w:r>
-        <w:t xml:space="preserve">Los</w:t>
-      </w:r>
-      <w:r>
-        <w:t xml:space="preserve"> </w:t>
-      </w:r>
-      <w:r>
-        <w:rPr>
-          <w:bCs/>
-          <w:b/>
-        </w:rPr>
-        <w:t xml:space="preserve">núcleos celulares</w:t>
-      </w:r>
-      <w:r>
-        <w:t xml:space="preserve"> </w:t>
-      </w:r>
-      <w:r>
-        <w:t xml:space="preserve">(fondo oscuro, objetos brillantes y muy contrastados) y la</w:t>
-      </w:r>
-      <w:r>
-        <w:t xml:space="preserve"> </w:t>
-      </w:r>
-      <w:r>
-        <w:rPr>
-          <w:bCs/>
-          <w:b/>
-        </w:rPr>
-        <w:t xml:space="preserve">cabeza frente al fondo</w:t>
-      </w:r>
-      <w:r>
-        <w:t xml:space="preserve"> </w:t>
-      </w:r>
-      <w:r>
-        <w:t xml:space="preserve">en la TC, además de la separación aire/hueso/tejido blando con tres clases. Los pulmones son visibles como zonas oscuras en la radiografía, aunque sin delimitación limpia (ver la fuga a las esquinas). Es decir, funciona bien cuando las estructuras tienen intensidades claramente diferentes entre sí.</w:t>
+        <w:t xml:space="preserve">Los núcleos celulares (fondo oscuro, objetos brillantes y muy contrastados) y la cabeza frente al fondo en la TC, además de la separación aire/hueso/tejido blando con tres clases. Los pulmones son visibles como zonas oscuras en la radiografía, aunque sin delimitación limpia (ver la fuga a las esquinas). Es decir, funciona bien cuando las estructuras tienen intensidades claramente diferentes entre sí.</w:t>
       </w:r>
     </w:p>
     <w:bookmarkEnd w:id="29"/>
@@ -1813,17 +1582,7 @@
         <w:pStyle w:val="Compact"/>
       </w:pPr>
       <w:r>
-        <w:rPr>
-          <w:bCs/>
-          <w:b/>
-        </w:rPr>
-        <w:t xml:space="preserve">Solo dos clases (o las que se indiquen):</w:t>
-      </w:r>
-      <w:r>
-        <w:t xml:space="preserve"> </w:t>
-      </w:r>
-      <w:r>
-        <w:t xml:space="preserve">con dos clases la TC no separa cerebro de hueso; con tres, sí, pero no distingue sustancia gris de blanca ni una lesión de intensidad parecida.</w:t>
+        <w:t xml:space="preserve">Solo dos clases (o las que se indiquen): con dos clases la TC no separa cerebro de hueso; con tres, sí, pero no distingue sustancia gris de blanca ni una lesión de intensidad parecida.</w:t>
       </w:r>
     </w:p>
     <w:p>
@@ -1857,17 +1616,7 @@
         <w:pStyle w:val="Compact"/>
       </w:pPr>
       <w:r>
-        <w:rPr>
-          <w:bCs/>
-          <w:b/>
-        </w:rPr>
-        <w:t xml:space="preserve">Los histogramas no siempre son bimodales</w:t>
-      </w:r>
-      <w:r>
-        <w:t xml:space="preserve"> </w:t>
-      </w:r>
-      <w:r>
-        <w:t xml:space="preserve">(la radiografía tiene una meseta ancha); un valor de η alto no garantiza que los grupos correspondan a lo que se quiere segmentar.</w:t>
+        <w:t xml:space="preserve">Los histogramas no siempre son bimodales (la radiografía tiene una meseta ancha); un valor de η alto no garantiza que los grupos correspondan a lo que se quiere segmentar.</w:t>
       </w:r>
     </w:p>
     <w:p>
@@ -1937,87 +1686,7 @@
         <w:pStyle w:val="FirstParagraph"/>
       </w:pPr>
       <w:r>
-        <w:t xml:space="preserve">Como componente de un flujo de procesamiento: (1)</w:t>
-      </w:r>
-      <w:r>
-        <w:t xml:space="preserve"> </w:t>
-      </w:r>
-      <w:r>
-        <w:rPr>
-          <w:bCs/>
-          <w:b/>
-        </w:rPr>
-        <w:t xml:space="preserve">preprocesar</w:t>
-      </w:r>
-      <w:r>
-        <w:t xml:space="preserve"> </w:t>
-      </w:r>
-      <w:r>
-        <w:t xml:space="preserve">(suavizado o filtro de mediana); (2)</w:t>
-      </w:r>
-      <w:r>
-        <w:t xml:space="preserve"> </w:t>
-      </w:r>
-      <w:r>
-        <w:rPr>
-          <w:bCs/>
-          <w:b/>
-        </w:rPr>
-        <w:t xml:space="preserve">umbralizar</w:t>
-      </w:r>
-      <w:r>
-        <w:t xml:space="preserve"> </w:t>
-      </w:r>
-      <w:r>
-        <w:t xml:space="preserve">con Otsu o multi-Otsu; (3)</w:t>
-      </w:r>
-      <w:r>
-        <w:t xml:space="preserve"> </w:t>
-      </w:r>
-      <w:r>
-        <w:rPr>
-          <w:bCs/>
-          <w:b/>
-        </w:rPr>
-        <w:t xml:space="preserve">limpiar</w:t>
-      </w:r>
-      <w:r>
-        <w:t xml:space="preserve"> </w:t>
-      </w:r>
-      <w:r>
-        <w:t xml:space="preserve">con operaciones morfológicas y análisis de componentes conexos; y (4)</w:t>
-      </w:r>
-      <w:r>
-        <w:t xml:space="preserve"> </w:t>
-      </w:r>
-      <w:r>
-        <w:rPr>
-          <w:bCs/>
-          <w:b/>
-        </w:rPr>
-        <w:t xml:space="preserve">medir</w:t>
-      </w:r>
-      <w:r>
-        <w:t xml:space="preserve"> </w:t>
-      </w:r>
-      <w:r>
-        <w:t xml:space="preserve">(área, conteo, densidad). Es útil, por ejemplo, para contar núcleos o células en patología digital, para separar el hueso del tejido blando en una TC como paso previo de una reconstrucción, o para extraer una máscara inicial de los pulmones que un especialista corrige. En sistemas actuales, esta máscara suele usarse como</w:t>
-      </w:r>
-      <w:r>
-        <w:t xml:space="preserve"> </w:t>
-      </w:r>
-      <w:r>
-        <w:rPr>
-          <w:iCs/>
-          <w:i/>
-        </w:rPr>
-        <w:t xml:space="preserve">preprocesamiento</w:t>
-      </w:r>
-      <w:r>
-        <w:t xml:space="preserve"> </w:t>
-      </w:r>
-      <w:r>
-        <w:t xml:space="preserve">o para generar etiquetas iniciales de modelos de aprendizaje profundo, no como diagnóstico final.</w:t>
+        <w:t xml:space="preserve">Como componente de un flujo de procesamiento: (1) preprocesar (suavizado o filtro de mediana); (2) umbralizar con Otsu o multi-Otsu; (3) limpiar con operaciones morfológicas y análisis de componentes conexos; y (4) medir (área, conteo, densidad). Es útil, por ejemplo, para contar núcleos o células en patología digital, para separar el hueso del tejido blando en una TC como paso previo de una reconstrucción, o para extraer una máscara inicial de los pulmones que un especialista corrige. En sistemas actuales, esta máscara suele usarse como preprocesamiento o para generar etiquetas iniciales de modelos de aprendizaje profundo, no como diagnóstico final.</w:t>
       </w:r>
     </w:p>
     <w:bookmarkEnd w:id="31"/>
@@ -2035,65 +1704,7 @@
         <w:pStyle w:val="FirstParagraph"/>
       </w:pPr>
       <w:r>
-        <w:rPr>
-          <w:bCs/>
-          <w:b/>
-        </w:rPr>
-        <w:t xml:space="preserve">Velocidad</w:t>
-      </w:r>
-      <w:r>
-        <w:t xml:space="preserve"> </w:t>
-      </w:r>
-      <w:r>
-        <w:t xml:space="preserve">(la segmentación de Otsu tarda milisegundos),</w:t>
-      </w:r>
-      <w:r>
-        <w:t xml:space="preserve"> </w:t>
-      </w:r>
-      <w:r>
-        <w:rPr>
-          <w:bCs/>
-          <w:b/>
-        </w:rPr>
-        <w:t xml:space="preserve">reproducibilidad</w:t>
-      </w:r>
-      <w:r>
-        <w:t xml:space="preserve"> </w:t>
-      </w:r>
-      <w:r>
-        <w:t xml:space="preserve">(el mismo algoritmo da el mismo resultado, sin variabilidad entre observadores),</w:t>
-      </w:r>
-      <w:r>
-        <w:t xml:space="preserve"> </w:t>
-      </w:r>
-      <w:r>
-        <w:rPr>
-          <w:bCs/>
-          <w:b/>
-        </w:rPr>
-        <w:t xml:space="preserve">capacidad para procesar grandes volúmenes</w:t>
-      </w:r>
-      <w:r>
-        <w:t xml:space="preserve"> </w:t>
-      </w:r>
-      <w:r>
-        <w:t xml:space="preserve">(cientos de campos de microscopía o miles de cortes de TC) y</w:t>
-      </w:r>
-      <w:r>
-        <w:t xml:space="preserve"> </w:t>
-      </w:r>
-      <w:r>
-        <w:rPr>
-          <w:bCs/>
-          <w:b/>
-        </w:rPr>
-        <w:t xml:space="preserve">objetividad en la medición</w:t>
-      </w:r>
-      <w:r>
-        <w:t xml:space="preserve"> </w:t>
-      </w:r>
-      <w:r>
-        <w:t xml:space="preserve">(áreas y conteos con criterios fijos). Su riesgo es la falsa confianza: un método automático puede fallar sin advertirlo (como la fuga a las esquinas en la radiografía), por lo que debe validarse y, en clínica, revisarse por una persona especialista.</w:t>
+        <w:t xml:space="preserve">Velocidad (la segmentación de Otsu tarda milisegundos), reproducibilidad (el mismo algoritmo da el mismo resultado, sin variabilidad entre observadores), capacidad para procesar grandes volúmenes (cientos de campos de microscopía o miles de cortes de TC) y objetividad en la medición (áreas y conteos con criterios fijos). Su riesgo es la falsa confianza: un método automático puede fallar sin advertirlo (como la fuga a las esquinas en la radiografía), por lo que debe validarse y, en clínica, revisarse por una persona especialista.</w:t>
       </w:r>
     </w:p>
     <w:bookmarkEnd w:id="32"/>
@@ -2104,7 +1715,7 @@
         <w:pStyle w:val="Heading2"/>
       </w:pPr>
       <w:r>
-        <w:t xml:space="preserve">5. Conclusiones</w:t>
+        <w:t xml:space="preserve">Conclusiones</w:t>
       </w:r>
     </w:p>
     <w:p>
@@ -2116,7 +1727,7 @@
       </w:r>
     </w:p>
     <w:bookmarkEnd w:id="34"/>
-    <w:bookmarkStart w:id="35" w:name="referencias"/>
+    <w:bookmarkStart w:id="42" w:name="referencias"/>
     <w:p>
       <w:pPr>
         <w:pStyle w:val="Heading2"/>
@@ -2146,8 +1757,19 @@
         <w:t xml:space="preserve"> </w:t>
       </w:r>
       <w:r>
-        <w:t xml:space="preserve">[Imagen; CC BY-SA 4.0]. Wikimedia Commons. https://commons.wikimedia.org/wiki/File:HELA_cells_stained_with_DAPI_and_Phalloidin.tiff</w:t>
-      </w:r>
+        <w:t xml:space="preserve">[Imagen; CC BY-SA 4.0]. Wikimedia Commons.</w:t>
+      </w:r>
+      <w:r>
+        <w:t xml:space="preserve"> </w:t>
+      </w:r>
+      <w:hyperlink r:id="rId35">
+        <w:r>
+          <w:rPr>
+            <w:rStyle w:val="Hyperlink"/>
+          </w:rPr>
+          <w:t xml:space="preserve">https://commons.wikimedia.org/wiki/File:HELA_cells_stained_with_DAPI_and_Phalloidin.tiff</w:t>
+        </w:r>
+      </w:hyperlink>
     </w:p>
     <w:p>
       <w:pPr>
@@ -2170,8 +1792,19 @@
         <w:t xml:space="preserve"> </w:t>
       </w:r>
       <w:r>
-        <w:t xml:space="preserve">[Imagen; CC0]. Wikimedia Commons. https://commons.wikimedia.org/wiki/File:CT_of_a_normal_brain,_axial_18.png</w:t>
-      </w:r>
+        <w:t xml:space="preserve">[Imagen; CC0]. Wikimedia Commons.</w:t>
+      </w:r>
+      <w:r>
+        <w:t xml:space="preserve"> </w:t>
+      </w:r>
+      <w:hyperlink r:id="rId36">
+        <w:r>
+          <w:rPr>
+            <w:rStyle w:val="Hyperlink"/>
+          </w:rPr>
+          <w:t xml:space="preserve">https://commons.wikimedia.org/wiki/File:CT_of_a_normal_brain,_axial_18.png</w:t>
+        </w:r>
+      </w:hyperlink>
     </w:p>
     <w:p>
       <w:pPr>
@@ -2236,8 +1869,19 @@
         <w:t xml:space="preserve">IEEE Transactions on Systems, Man, and Cybernetics, 9</w:t>
       </w:r>
       <w:r>
-        <w:t xml:space="preserve">(1), 62–66. https://doi.org/10.1109/TSMC.1979.4310076</w:t>
-      </w:r>
+        <w:t xml:space="preserve">(1), 62–66.</w:t>
+      </w:r>
+      <w:r>
+        <w:t xml:space="preserve"> </w:t>
+      </w:r>
+      <w:hyperlink r:id="rId37">
+        <w:r>
+          <w:rPr>
+            <w:rStyle w:val="Hyperlink"/>
+          </w:rPr>
+          <w:t xml:space="preserve">https://doi.org/10.1109/TSMC.1979.4310076</w:t>
+        </w:r>
+      </w:hyperlink>
     </w:p>
     <w:p>
       <w:pPr>
@@ -2257,8 +1901,19 @@
         <w:t xml:space="preserve">Annual Review of Biomedical Engineering, 2</w:t>
       </w:r>
       <w:r>
-        <w:t xml:space="preserve">, 315–337. https://doi.org/10.1146/annurev.bioeng.2.1.315</w:t>
-      </w:r>
+        <w:t xml:space="preserve">, 315–337.</w:t>
+      </w:r>
+      <w:r>
+        <w:t xml:space="preserve"> </w:t>
+      </w:r>
+      <w:hyperlink r:id="rId38">
+        <w:r>
+          <w:rPr>
+            <w:rStyle w:val="Hyperlink"/>
+          </w:rPr>
+          <w:t xml:space="preserve">https://doi.org/10.1146/annurev.bioeng.2.1.315</w:t>
+        </w:r>
+      </w:hyperlink>
     </w:p>
     <w:p>
       <w:pPr>
@@ -2281,8 +1936,19 @@
         <w:t xml:space="preserve"> </w:t>
       </w:r>
       <w:r>
-        <w:t xml:space="preserve">[Imagen; CC0]. Wikimedia Commons. https://commons.wikimedia.org/wiki/File:Chest_Xray_PA_3-8-2010.png</w:t>
-      </w:r>
+        <w:t xml:space="preserve">[Imagen; CC0]. Wikimedia Commons.</w:t>
+      </w:r>
+      <w:r>
+        <w:t xml:space="preserve"> </w:t>
+      </w:r>
+      <w:hyperlink r:id="rId39">
+        <w:r>
+          <w:rPr>
+            <w:rStyle w:val="Hyperlink"/>
+          </w:rPr>
+          <w:t xml:space="preserve">https://commons.wikimedia.org/wiki/File:Chest_Xray_PA_3-8-2010.png</w:t>
+        </w:r>
+      </w:hyperlink>
     </w:p>
     <w:p>
       <w:pPr>
@@ -2302,13 +1968,43 @@
         <w:t xml:space="preserve">PeerJ, 2</w:t>
       </w:r>
       <w:r>
-        <w:t xml:space="preserve">, e453. https://doi.org/10.7717/peerj.453</w:t>
-      </w:r>
-    </w:p>
-    <w:bookmarkEnd w:id="35"/>
+        <w:t xml:space="preserve">, e453.</w:t>
+      </w:r>
+      <w:r>
+        <w:t xml:space="preserve"> </w:t>
+      </w:r>
+      <w:hyperlink r:id="rId40">
+        <w:r>
+          <w:rPr>
+            <w:rStyle w:val="Hyperlink"/>
+          </w:rPr>
+          <w:t xml:space="preserve">https://doi.org/10.7717/peerj.453</w:t>
+        </w:r>
+      </w:hyperlink>
+    </w:p>
+    <w:bookmarkStart w:id="41" w:name="declaración-y-uso-de-ia"/>
+    <w:p>
+      <w:pPr>
+        <w:pStyle w:val="Heading4"/>
+      </w:pPr>
+      <w:r>
+        <w:t xml:space="preserve">Declaración y uso de IA</w:t>
+      </w:r>
+    </w:p>
+    <w:p>
+      <w:pPr>
+        <w:pStyle w:val="FirstParagraph"/>
+      </w:pPr>
+      <w:r>
+        <w:t xml:space="preserve">Para la elaboración de este trabajo se utilizó Claude Opus, de Anthropic, como herramienta de apoyo en el desarrollo y la revisión del código, así como en la redacción del documento final. Su uso fue complementario y no sustituyó el criterio académico de los autores. El análisis, la interpretación de los resultados y la formulación de las conclusiones corresponden a los autores, quienes asumen la responsabilidad íntegra sobre la revisión, la exactitud y la integridad académica del contenido final.</w:t>
+      </w:r>
+    </w:p>
+    <w:bookmarkEnd w:id="41"/>
+    <w:bookmarkEnd w:id="42"/>
+    <w:bookmarkEnd w:id="43"/>
     <w:sectPr>
       <w:pgSz w:h="16838" w:w="11906"/>
-      <w:pgMar w:bottom="964" w:footer="567" w:gutter="0" w:header="567" w:left="907" w:right="907" w:top="964"/>
+      <w:pgMar w:bottom="1247" w:footer="680" w:gutter="0" w:header="680" w:left="1417" w:right="1417" w:top="1417"/>
     </w:sectPr>
   </w:body>
 </w:document>
@@ -2528,8 +2224,9 @@
     <w:name w:val="Normal"/>
     <w:qFormat/>
     <w:rPr>
-      <w:rFonts w:ascii="Calibri" w:hAnsi="Calibri"/>
-      <w:sz w:val="21"/>
+      <w:rFonts w:ascii="Aptos" w:hAnsi="Aptos"/>
+      <w:color w:val="000000"/>
+      <w:sz w:val="22"/>
     </w:rPr>
   </w:style>
   <w:style w:styleId="BodyText" w:type="paragraph">
@@ -2537,12 +2234,14 @@
     <w:basedOn w:val="Normal"/>
     <w:link w:val="BodyTextChar"/>
     <w:pPr>
-      <w:spacing w:after="180" w:before="180"/>
+      <w:spacing w:after="160" w:before="180" w:line="276" w:lineRule="auto"/>
+      <w:jc w:val="both"/>
     </w:pPr>
     <w:qFormat/>
     <w:rPr>
-      <w:rFonts w:ascii="Calibri" w:hAnsi="Calibri"/>
-      <w:sz w:val="21"/>
+      <w:rFonts w:ascii="Aptos" w:hAnsi="Aptos"/>
+      <w:color w:val="000000"/>
+      <w:sz w:val="22"/>
     </w:rPr>
   </w:style>
   <w:style w:customStyle="1" w:styleId="FirstParagraph" w:type="paragraph">
@@ -2550,9 +2249,14 @@
     <w:basedOn w:val="BodyText"/>
     <w:next w:val="BodyText"/>
     <w:qFormat/>
-    <w:rPr>
-      <w:rFonts w:ascii="Calibri" w:hAnsi="Calibri"/>
-      <w:sz w:val="21"/>
+    <w:pPr>
+      <w:spacing w:after="160" w:line="276" w:lineRule="auto"/>
+      <w:jc w:val="both"/>
+    </w:pPr>
+    <w:rPr>
+      <w:rFonts w:ascii="Aptos" w:hAnsi="Aptos"/>
+      <w:color w:val="000000"/>
+      <w:sz w:val="22"/>
     </w:rPr>
   </w:style>
   <w:style w:customStyle="1" w:styleId="Compact" w:type="paragraph">
@@ -2560,11 +2264,13 @@
     <w:basedOn w:val="BodyText"/>
     <w:qFormat/>
     <w:pPr>
-      <w:spacing w:after="36" w:before="36"/>
+      <w:spacing w:after="160" w:before="36" w:line="276" w:lineRule="auto"/>
+      <w:jc w:val="both"/>
     </w:pPr>
     <w:rPr>
-      <w:rFonts w:ascii="Calibri" w:hAnsi="Calibri"/>
-      <w:sz w:val="21"/>
+      <w:rFonts w:ascii="Aptos" w:hAnsi="Aptos"/>
+      <w:color w:val="000000"/>
+      <w:sz w:val="22"/>
     </w:rPr>
   </w:style>
   <w:style w:styleId="Title" w:type="paragraph">
@@ -2579,11 +2285,12 @@
       <w:jc w:val="center"/>
     </w:pPr>
     <w:rPr>
-      <w:rFonts w:ascii="Calibri" w:asciiTheme="majorHAnsi" w:cstheme="majorBidi" w:eastAsiaTheme="majorEastAsia" w:hAnsi="Calibri" w:hAnsiTheme="majorHAnsi"/>
-      <w:b/>
+      <w:rFonts w:ascii="Aptos Display" w:asciiTheme="majorHAnsi" w:cstheme="majorBidi" w:eastAsiaTheme="majorEastAsia" w:hAnsi="Aptos Display" w:hAnsiTheme="majorHAnsi"/>
+      <w:b w:val="0"/>
       <w:bCs/>
-      <w:color w:val="0B3D91"/>
-      <w:sz w:val="44"/>
+      <w:i w:val="0"/>
+      <w:color w:val="000000"/>
+      <w:sz w:val="54"/>
       <w:szCs w:val="36"/>
     </w:rPr>
   </w:style>
@@ -2599,11 +2306,13 @@
       <w:jc w:val="center"/>
     </w:pPr>
     <w:rPr>
-      <w:rFonts w:ascii="Calibri" w:hAnsi="Calibri"/>
+      <w:rFonts w:ascii="Aptos" w:hAnsi="Aptos"/>
       <w:b w:val="0"/>
-      <w:color w:val="333333"/>
-      <w:sz w:val="26"/>
+      <w:i w:val="0"/>
+      <w:color w:val="595959"/>
+      <w:sz w:val="28"/>
       <w:szCs w:val="30"/>
+      <w:spacing w:val="20"/>
     </w:rPr>
   </w:style>
   <w:style w:customStyle="1" w:styleId="Author" w:type="paragraph">
@@ -2662,11 +2371,12 @@
       <w:outlineLvl w:val="0"/>
     </w:pPr>
     <w:rPr>
-      <w:rFonts w:ascii="Calibri" w:asciiTheme="majorHAnsi" w:cstheme="majorBidi" w:eastAsiaTheme="majorEastAsia" w:hAnsi="Calibri" w:hAnsiTheme="majorHAnsi"/>
-      <w:b/>
+      <w:rFonts w:ascii="Aptos Display" w:asciiTheme="majorHAnsi" w:cstheme="majorBidi" w:eastAsiaTheme="majorEastAsia" w:hAnsi="Aptos Display" w:hAnsiTheme="majorHAnsi"/>
+      <w:b w:val="0"/>
       <w:bCs/>
-      <w:color w:val="0B3D91"/>
-      <w:sz w:val="36"/>
+      <w:i w:val="0"/>
+      <w:color w:val="000000"/>
+      <w:sz w:val="54"/>
       <w:szCs w:val="32"/>
     </w:rPr>
   </w:style>
@@ -2684,11 +2394,12 @@
       <w:outlineLvl w:val="1"/>
     </w:pPr>
     <w:rPr>
-      <w:rFonts w:ascii="Calibri" w:asciiTheme="majorHAnsi" w:cstheme="majorBidi" w:eastAsiaTheme="majorEastAsia" w:hAnsi="Calibri" w:hAnsiTheme="majorHAnsi"/>
-      <w:b/>
+      <w:rFonts w:ascii="Aptos Display" w:asciiTheme="majorHAnsi" w:cstheme="majorBidi" w:eastAsiaTheme="majorEastAsia" w:hAnsi="Aptos Display" w:hAnsiTheme="majorHAnsi"/>
+      <w:b w:val="0"/>
       <w:bCs/>
-      <w:color w:val="0B3D91"/>
-      <w:sz w:val="28"/>
+      <w:i w:val="0"/>
+      <w:color w:val="0F4761"/>
+      <w:sz w:val="34"/>
       <w:szCs w:val="28"/>
     </w:rPr>
   </w:style>
@@ -2706,11 +2417,12 @@
       <w:outlineLvl w:val="2"/>
     </w:pPr>
     <w:rPr>
-      <w:rFonts w:ascii="Calibri" w:asciiTheme="majorHAnsi" w:cstheme="majorBidi" w:eastAsiaTheme="majorEastAsia" w:hAnsi="Calibri" w:hAnsiTheme="majorHAnsi"/>
-      <w:b/>
+      <w:rFonts w:ascii="Aptos Display" w:asciiTheme="majorHAnsi" w:cstheme="majorBidi" w:eastAsiaTheme="majorEastAsia" w:hAnsi="Aptos Display" w:hAnsiTheme="majorHAnsi"/>
+      <w:b w:val="0"/>
       <w:bCs/>
-      <w:color w:val="0B3D91"/>
-      <w:sz w:val="23"/>
+      <w:i w:val="0"/>
+      <w:color w:val="0F4761"/>
+      <w:sz w:val="27"/>
       <w:szCs w:val="24"/>
     </w:rPr>
   </w:style>
@@ -2728,13 +2440,14 @@
       <w:outlineLvl w:val="3"/>
     </w:pPr>
     <w:rPr>
-      <w:rFonts w:ascii="Calibri" w:asciiTheme="majorHAnsi" w:cstheme="majorBidi" w:eastAsiaTheme="majorEastAsia" w:hAnsi="Calibri" w:hAnsiTheme="majorHAnsi"/>
-      <w:i/>
-      <w:b/>
+      <w:rFonts w:ascii="Aptos" w:asciiTheme="majorHAnsi" w:cstheme="majorBidi" w:eastAsiaTheme="majorEastAsia" w:hAnsi="Aptos" w:hAnsiTheme="majorHAnsi"/>
+      <w:i w:val="0"/>
+      <w:b w:val="0"/>
       <w:bCs/>
-      <w:color w:val="0B3D91"/>
-      <w:sz w:val="21"/>
+      <w:color w:val="595959"/>
+      <w:sz w:val="24"/>
       <w:szCs w:val="24"/>
+      <w:spacing w:val="20"/>
     </w:rPr>
   </w:style>
   <w:style w:styleId="Heading5" w:type="paragraph">
@@ -2954,7 +2667,7 @@
     <w:basedOn w:val="BodyTextChar"/>
     <w:rPr>
       <w:rFonts w:ascii="Consolas" w:hAnsi="Consolas"/>
-      <w:sz w:val="17"/>
+      <w:sz w:val="22"/>
     </w:rPr>
   </w:style>
   <w:style w:customStyle="1" w:styleId="SectionNumber" w:type="character">

--- a/actividades/18-relaciona-otsu-imagenologia/Otsu_imagenologia_medica.docx
+++ b/actividades/18-relaciona-otsu-imagenologia/Otsu_imagenologia_medica.docx
@@ -2309,7 +2309,7 @@
       <w:rFonts w:ascii="Aptos" w:hAnsi="Aptos"/>
       <w:b w:val="0"/>
       <w:i w:val="0"/>
-      <w:color w:val="595959"/>
+      <w:color w:val="000000"/>
       <w:sz w:val="28"/>
       <w:szCs w:val="30"/>
       <w:spacing w:val="20"/>
@@ -2398,7 +2398,7 @@
       <w:b w:val="0"/>
       <w:bCs/>
       <w:i w:val="0"/>
-      <w:color w:val="0F4761"/>
+      <w:color w:val="000000"/>
       <w:sz w:val="34"/>
       <w:szCs w:val="28"/>
     </w:rPr>
@@ -2421,7 +2421,7 @@
       <w:b w:val="0"/>
       <w:bCs/>
       <w:i w:val="0"/>
-      <w:color w:val="0F4761"/>
+      <w:color w:val="000000"/>
       <w:sz w:val="27"/>
       <w:szCs w:val="24"/>
     </w:rPr>
@@ -2444,7 +2444,7 @@
       <w:i w:val="0"/>
       <w:b w:val="0"/>
       <w:bCs/>
-      <w:color w:val="595959"/>
+      <w:color w:val="000000"/>
       <w:sz w:val="24"/>
       <w:szCs w:val="24"/>
       <w:spacing w:val="20"/>
